--- a/cases/multi_source_fusion/multi_source_fusion_001/env/Campaign_Request_Maya.docx
+++ b/cases/multi_source_fusion/multi_source_fusion_001/env/Campaign_Request_Maya.docx
@@ -177,7 +177,7 @@
           <w:rFonts w:ascii="Aptos" w:hAnsi="Aptos" w:eastAsia="Aptos"/>
           <w:sz w:val="21"/>
         </w:rPr>
-        <w:t>Apply June_18_Campaign_Change_Control.md before resolving the placement and claims. It overrides earlier wording only where explicitly stated.</w:t>
+        <w:t>Apply June_18_Campaign_Change_Control.docx before resolving the placement and claims. It overrides earlier wording only where explicitly stated.</w:t>
       </w:r>
     </w:p>
     <w:p>
